--- a/DOCUMENTACION/Documento Definition of Done - Sprint 1.docx
+++ b/DOCUMENTACION/Documento Definition of Done - Sprint 1.docx
@@ -802,7 +802,7 @@
     </w:p>
     <w:sdt>
       <w:sdtPr>
-        <w:id w:val="533323771"/>
+        <w:id w:val="-1746943078"/>
         <w:docPartObj>
           <w:docPartGallery w:val="Table of Contents"/>
           <w:docPartUnique w:val="1"/>
@@ -813,7 +813,7 @@
           <w:pPr>
             <w:widowControl w:val="0"/>
             <w:tabs>
-              <w:tab w:val="right" w:leader="dot" w:pos="12000"/>
+              <w:tab w:val="right" w:leader="none" w:pos="12000"/>
             </w:tabs>
             <w:spacing w:after="0" w:before="60" w:line="240" w:lineRule="auto"/>
             <w:rPr>
@@ -870,7 +870,7 @@
           <w:pPr>
             <w:widowControl w:val="0"/>
             <w:tabs>
-              <w:tab w:val="right" w:leader="dot" w:pos="12000"/>
+              <w:tab w:val="right" w:leader="none" w:pos="12000"/>
             </w:tabs>
             <w:spacing w:after="0" w:before="60" w:line="240" w:lineRule="auto"/>
             <w:rPr>
@@ -922,7 +922,7 @@
           <w:pPr>
             <w:widowControl w:val="0"/>
             <w:tabs>
-              <w:tab w:val="right" w:leader="dot" w:pos="12000"/>
+              <w:tab w:val="right" w:leader="none" w:pos="12000"/>
             </w:tabs>
             <w:spacing w:after="0" w:before="60" w:line="240" w:lineRule="auto"/>
             <w:rPr>
@@ -974,7 +974,7 @@
           <w:pPr>
             <w:widowControl w:val="0"/>
             <w:tabs>
-              <w:tab w:val="right" w:leader="dot" w:pos="12000"/>
+              <w:tab w:val="right" w:leader="none" w:pos="12000"/>
             </w:tabs>
             <w:spacing w:after="0" w:before="60" w:line="240" w:lineRule="auto"/>
             <w:rPr>
@@ -2940,7 +2940,7 @@
               <w:rPr>
                 <w:rtl w:val="0"/>
               </w:rPr>
-              <w:t xml:space="preserve">Pendiente</w:t>
+              <w:t xml:space="preserve">Cumplido</w:t>
             </w:r>
           </w:p>
         </w:tc>
@@ -2971,8 +2971,21 @@
           </w:tcPr>
           <w:p>
             <w:pPr>
-              <w:spacing w:after="0" w:before="0" w:line="240" w:lineRule="auto"/>
-              <w:ind w:left="0" w:firstLine="0"/>
+              <w:keepNext w:val="0"/>
+              <w:keepLines w:val="0"/>
+              <w:pageBreakBefore w:val="0"/>
+              <w:widowControl w:val="0"/>
+              <w:pBdr>
+                <w:top w:space="0" w:sz="0" w:val="nil"/>
+                <w:left w:space="0" w:sz="0" w:val="nil"/>
+                <w:bottom w:space="0" w:sz="0" w:val="nil"/>
+                <w:right w:space="0" w:sz="0" w:val="nil"/>
+                <w:between w:space="0" w:sz="0" w:val="nil"/>
+              </w:pBdr>
+              <w:shd w:fill="auto" w:val="clear"/>
+              <w:spacing w:after="0" w:before="0" w:line="276" w:lineRule="auto"/>
+              <w:ind w:left="0" w:right="0" w:firstLine="0"/>
+              <w:jc w:val="left"/>
               <w:rPr/>
             </w:pPr>
             <w:r>
@@ -3037,8 +3050,21 @@
           </w:tcPr>
           <w:p>
             <w:pPr>
-              <w:spacing w:after="0" w:before="0" w:line="240" w:lineRule="auto"/>
-              <w:ind w:left="0" w:firstLine="0"/>
+              <w:keepNext w:val="0"/>
+              <w:keepLines w:val="0"/>
+              <w:pageBreakBefore w:val="0"/>
+              <w:widowControl w:val="0"/>
+              <w:pBdr>
+                <w:top w:space="0" w:sz="0" w:val="nil"/>
+                <w:left w:space="0" w:sz="0" w:val="nil"/>
+                <w:bottom w:space="0" w:sz="0" w:val="nil"/>
+                <w:right w:space="0" w:sz="0" w:val="nil"/>
+                <w:between w:space="0" w:sz="0" w:val="nil"/>
+              </w:pBdr>
+              <w:shd w:fill="auto" w:val="clear"/>
+              <w:spacing w:after="0" w:before="0" w:line="276" w:lineRule="auto"/>
+              <w:ind w:left="0" w:right="0" w:firstLine="0"/>
+              <w:jc w:val="left"/>
               <w:rPr/>
             </w:pPr>
             <w:r>
@@ -3103,8 +3129,21 @@
           </w:tcPr>
           <w:p>
             <w:pPr>
-              <w:spacing w:after="0" w:before="0" w:line="240" w:lineRule="auto"/>
-              <w:ind w:left="0" w:firstLine="0"/>
+              <w:keepNext w:val="0"/>
+              <w:keepLines w:val="0"/>
+              <w:pageBreakBefore w:val="0"/>
+              <w:widowControl w:val="0"/>
+              <w:pBdr>
+                <w:top w:space="0" w:sz="0" w:val="nil"/>
+                <w:left w:space="0" w:sz="0" w:val="nil"/>
+                <w:bottom w:space="0" w:sz="0" w:val="nil"/>
+                <w:right w:space="0" w:sz="0" w:val="nil"/>
+                <w:between w:space="0" w:sz="0" w:val="nil"/>
+              </w:pBdr>
+              <w:shd w:fill="auto" w:val="clear"/>
+              <w:spacing w:after="0" w:before="0" w:line="276" w:lineRule="auto"/>
+              <w:ind w:left="0" w:right="0" w:firstLine="0"/>
+              <w:jc w:val="left"/>
               <w:rPr/>
             </w:pPr>
             <w:r>
@@ -3169,8 +3208,21 @@
           </w:tcPr>
           <w:p>
             <w:pPr>
-              <w:spacing w:after="0" w:before="0" w:line="240" w:lineRule="auto"/>
-              <w:ind w:left="0" w:firstLine="0"/>
+              <w:keepNext w:val="0"/>
+              <w:keepLines w:val="0"/>
+              <w:pageBreakBefore w:val="0"/>
+              <w:widowControl w:val="0"/>
+              <w:pBdr>
+                <w:top w:space="0" w:sz="0" w:val="nil"/>
+                <w:left w:space="0" w:sz="0" w:val="nil"/>
+                <w:bottom w:space="0" w:sz="0" w:val="nil"/>
+                <w:right w:space="0" w:sz="0" w:val="nil"/>
+                <w:between w:space="0" w:sz="0" w:val="nil"/>
+              </w:pBdr>
+              <w:shd w:fill="auto" w:val="clear"/>
+              <w:spacing w:after="0" w:before="0" w:line="276" w:lineRule="auto"/>
+              <w:ind w:left="0" w:right="0" w:firstLine="0"/>
+              <w:jc w:val="left"/>
               <w:rPr/>
             </w:pPr>
             <w:r>
@@ -3204,33 +3256,21 @@
               <w:rPr>
                 <w:rtl w:val="0"/>
               </w:rPr>
-              <w:t xml:space="preserve">Parcialmente cumplido</w:t>
-            </w:r>
-          </w:p>
-        </w:tc>
-        <w:tc>
-          <w:tcPr/>
-          <w:p>
-            <w:pPr>
-              <w:rPr/>
-            </w:pPr>
-            <w:r>
-              <w:rPr>
-                <w:rtl w:val="0"/>
-              </w:rPr>
-              <w:t xml:space="preserve">Los criterios no cumplidos se </w:t>
-            </w:r>
-            <w:r>
-              <w:rPr>
-                <w:rtl w:val="0"/>
-              </w:rPr>
-              <w:t xml:space="preserve">programarán</w:t>
-            </w:r>
-            <w:r>
-              <w:rPr>
-                <w:rtl w:val="0"/>
-              </w:rPr>
-              <w:t xml:space="preserve"> para siguientes Sprints. Según lo defina el PO.</w:t>
+              <w:t xml:space="preserve">Cumplido</w:t>
+            </w:r>
+          </w:p>
+        </w:tc>
+        <w:tc>
+          <w:tcPr/>
+          <w:p>
+            <w:pPr>
+              <w:rPr/>
+            </w:pPr>
+            <w:r>
+              <w:rPr>
+                <w:rtl w:val="0"/>
+              </w:rPr>
+              <w:t xml:space="preserve">Los criterios no cumplidos se programarán para siguientes Sprints. Según lo defina el PO.</w:t>
             </w:r>
           </w:p>
         </w:tc>
@@ -3247,8 +3287,21 @@
           </w:tcPr>
           <w:p>
             <w:pPr>
-              <w:spacing w:after="0" w:before="0" w:line="240" w:lineRule="auto"/>
-              <w:ind w:left="0" w:firstLine="0"/>
+              <w:keepNext w:val="0"/>
+              <w:keepLines w:val="0"/>
+              <w:pageBreakBefore w:val="0"/>
+              <w:widowControl w:val="0"/>
+              <w:pBdr>
+                <w:top w:space="0" w:sz="0" w:val="nil"/>
+                <w:left w:space="0" w:sz="0" w:val="nil"/>
+                <w:bottom w:space="0" w:sz="0" w:val="nil"/>
+                <w:right w:space="0" w:sz="0" w:val="nil"/>
+                <w:between w:space="0" w:sz="0" w:val="nil"/>
+              </w:pBdr>
+              <w:shd w:fill="auto" w:val="clear"/>
+              <w:spacing w:after="0" w:before="0" w:line="276" w:lineRule="auto"/>
+              <w:ind w:left="0" w:right="0" w:firstLine="0"/>
+              <w:jc w:val="left"/>
               <w:rPr/>
             </w:pPr>
             <w:r>
@@ -3313,8 +3366,21 @@
           </w:tcPr>
           <w:p>
             <w:pPr>
-              <w:spacing w:after="0" w:before="0" w:line="240" w:lineRule="auto"/>
-              <w:ind w:left="0" w:firstLine="0"/>
+              <w:keepNext w:val="0"/>
+              <w:keepLines w:val="0"/>
+              <w:pageBreakBefore w:val="0"/>
+              <w:widowControl w:val="0"/>
+              <w:pBdr>
+                <w:top w:space="0" w:sz="0" w:val="nil"/>
+                <w:left w:space="0" w:sz="0" w:val="nil"/>
+                <w:bottom w:space="0" w:sz="0" w:val="nil"/>
+                <w:right w:space="0" w:sz="0" w:val="nil"/>
+                <w:between w:space="0" w:sz="0" w:val="nil"/>
+              </w:pBdr>
+              <w:shd w:fill="auto" w:val="clear"/>
+              <w:spacing w:after="0" w:before="0" w:line="276" w:lineRule="auto"/>
+              <w:ind w:left="0" w:right="0" w:firstLine="0"/>
+              <w:jc w:val="left"/>
               <w:rPr/>
             </w:pPr>
             <w:r>
@@ -3379,8 +3445,21 @@
           </w:tcPr>
           <w:p>
             <w:pPr>
-              <w:spacing w:after="0" w:before="0" w:line="240" w:lineRule="auto"/>
-              <w:ind w:left="0" w:firstLine="0"/>
+              <w:keepNext w:val="0"/>
+              <w:keepLines w:val="0"/>
+              <w:pageBreakBefore w:val="0"/>
+              <w:widowControl w:val="0"/>
+              <w:pBdr>
+                <w:top w:space="0" w:sz="0" w:val="nil"/>
+                <w:left w:space="0" w:sz="0" w:val="nil"/>
+                <w:bottom w:space="0" w:sz="0" w:val="nil"/>
+                <w:right w:space="0" w:sz="0" w:val="nil"/>
+                <w:between w:space="0" w:sz="0" w:val="nil"/>
+              </w:pBdr>
+              <w:shd w:fill="auto" w:val="clear"/>
+              <w:spacing w:after="0" w:before="0" w:line="276" w:lineRule="auto"/>
+              <w:ind w:left="0" w:right="0" w:firstLine="0"/>
+              <w:jc w:val="left"/>
               <w:rPr/>
             </w:pPr>
             <w:r>
@@ -3445,8 +3524,21 @@
           </w:tcPr>
           <w:p>
             <w:pPr>
-              <w:spacing w:after="0" w:before="0" w:line="240" w:lineRule="auto"/>
-              <w:ind w:left="0" w:firstLine="0"/>
+              <w:keepNext w:val="0"/>
+              <w:keepLines w:val="0"/>
+              <w:pageBreakBefore w:val="0"/>
+              <w:widowControl w:val="0"/>
+              <w:pBdr>
+                <w:top w:space="0" w:sz="0" w:val="nil"/>
+                <w:left w:space="0" w:sz="0" w:val="nil"/>
+                <w:bottom w:space="0" w:sz="0" w:val="nil"/>
+                <w:right w:space="0" w:sz="0" w:val="nil"/>
+                <w:between w:space="0" w:sz="0" w:val="nil"/>
+              </w:pBdr>
+              <w:shd w:fill="auto" w:val="clear"/>
+              <w:spacing w:after="0" w:before="0" w:line="276" w:lineRule="auto"/>
+              <w:ind w:left="0" w:right="0" w:firstLine="0"/>
+              <w:jc w:val="left"/>
               <w:rPr/>
             </w:pPr>
             <w:r>
@@ -3480,7 +3572,7 @@
               <w:rPr>
                 <w:rtl w:val="0"/>
               </w:rPr>
-              <w:t xml:space="preserve">Parcialmente cumplido</w:t>
+              <w:t xml:space="preserve">Cumplido</w:t>
             </w:r>
           </w:p>
         </w:tc>
@@ -3512,8 +3604,21 @@
           </w:tcPr>
           <w:p>
             <w:pPr>
-              <w:spacing w:after="0" w:before="0" w:line="240" w:lineRule="auto"/>
-              <w:ind w:left="0" w:firstLine="0"/>
+              <w:keepNext w:val="0"/>
+              <w:keepLines w:val="0"/>
+              <w:pageBreakBefore w:val="0"/>
+              <w:widowControl w:val="0"/>
+              <w:pBdr>
+                <w:top w:space="0" w:sz="0" w:val="nil"/>
+                <w:left w:space="0" w:sz="0" w:val="nil"/>
+                <w:bottom w:space="0" w:sz="0" w:val="nil"/>
+                <w:right w:space="0" w:sz="0" w:val="nil"/>
+                <w:between w:space="0" w:sz="0" w:val="nil"/>
+              </w:pBdr>
+              <w:shd w:fill="auto" w:val="clear"/>
+              <w:spacing w:after="0" w:before="0" w:line="276" w:lineRule="auto"/>
+              <w:ind w:left="0" w:right="0" w:firstLine="0"/>
+              <w:jc w:val="left"/>
               <w:rPr/>
             </w:pPr>
             <w:r>
@@ -3585,8 +3690,21 @@
           </w:tcPr>
           <w:p>
             <w:pPr>
-              <w:spacing w:after="0" w:before="0" w:line="240" w:lineRule="auto"/>
-              <w:ind w:left="0" w:firstLine="0"/>
+              <w:keepNext w:val="0"/>
+              <w:keepLines w:val="0"/>
+              <w:pageBreakBefore w:val="0"/>
+              <w:widowControl w:val="0"/>
+              <w:pBdr>
+                <w:top w:space="0" w:sz="0" w:val="nil"/>
+                <w:left w:space="0" w:sz="0" w:val="nil"/>
+                <w:bottom w:space="0" w:sz="0" w:val="nil"/>
+                <w:right w:space="0" w:sz="0" w:val="nil"/>
+                <w:between w:space="0" w:sz="0" w:val="nil"/>
+              </w:pBdr>
+              <w:shd w:fill="auto" w:val="clear"/>
+              <w:spacing w:after="0" w:before="0" w:line="276" w:lineRule="auto"/>
+              <w:ind w:left="0" w:right="0" w:firstLine="0"/>
+              <w:jc w:val="left"/>
               <w:rPr/>
             </w:pPr>
             <w:r>
@@ -3651,8 +3769,21 @@
           </w:tcPr>
           <w:p>
             <w:pPr>
-              <w:spacing w:after="0" w:before="0" w:line="240" w:lineRule="auto"/>
-              <w:ind w:left="0" w:firstLine="0"/>
+              <w:keepNext w:val="0"/>
+              <w:keepLines w:val="0"/>
+              <w:pageBreakBefore w:val="0"/>
+              <w:widowControl w:val="0"/>
+              <w:pBdr>
+                <w:top w:space="0" w:sz="0" w:val="nil"/>
+                <w:left w:space="0" w:sz="0" w:val="nil"/>
+                <w:bottom w:space="0" w:sz="0" w:val="nil"/>
+                <w:right w:space="0" w:sz="0" w:val="nil"/>
+                <w:between w:space="0" w:sz="0" w:val="nil"/>
+              </w:pBdr>
+              <w:shd w:fill="auto" w:val="clear"/>
+              <w:spacing w:after="0" w:before="0" w:line="276" w:lineRule="auto"/>
+              <w:ind w:left="0" w:right="0" w:firstLine="0"/>
+              <w:jc w:val="left"/>
               <w:rPr/>
             </w:pPr>
             <w:r>
@@ -3717,8 +3848,21 @@
           </w:tcPr>
           <w:p>
             <w:pPr>
-              <w:spacing w:after="0" w:before="0" w:line="240" w:lineRule="auto"/>
-              <w:ind w:left="0" w:firstLine="0"/>
+              <w:keepNext w:val="0"/>
+              <w:keepLines w:val="0"/>
+              <w:pageBreakBefore w:val="0"/>
+              <w:widowControl w:val="0"/>
+              <w:pBdr>
+                <w:top w:space="0" w:sz="0" w:val="nil"/>
+                <w:left w:space="0" w:sz="0" w:val="nil"/>
+                <w:bottom w:space="0" w:sz="0" w:val="nil"/>
+                <w:right w:space="0" w:sz="0" w:val="nil"/>
+                <w:between w:space="0" w:sz="0" w:val="nil"/>
+              </w:pBdr>
+              <w:shd w:fill="auto" w:val="clear"/>
+              <w:spacing w:after="0" w:before="0" w:line="276" w:lineRule="auto"/>
+              <w:ind w:left="0" w:right="0" w:firstLine="0"/>
+              <w:jc w:val="left"/>
               <w:rPr/>
             </w:pPr>
             <w:r>
@@ -3799,7 +3943,6 @@
     <w:pPr>
       <w:keepNext w:val="0"/>
       <w:keepLines w:val="0"/>
-      <w:pageBreakBefore w:val="0"/>
       <w:widowControl w:val="1"/>
       <w:pBdr>
         <w:top w:space="0" w:sz="0" w:val="nil"/>
@@ -3875,7 +4018,6 @@
     <w:pPr>
       <w:keepNext w:val="0"/>
       <w:keepLines w:val="0"/>
-      <w:pageBreakBefore w:val="0"/>
       <w:widowControl w:val="1"/>
       <w:pBdr>
         <w:top w:space="0" w:sz="0" w:val="nil"/>
@@ -3950,7 +4092,7 @@
             <wp:posOffset>131977</wp:posOffset>
           </wp:positionH>
           <wp:positionV relativeFrom="paragraph">
-            <wp:posOffset>-152560</wp:posOffset>
+            <wp:posOffset>-152559</wp:posOffset>
           </wp:positionV>
           <wp:extent cx="932815" cy="231775"/>
           <wp:effectExtent b="0" l="0" r="0" t="0"/>
@@ -4549,7 +4691,7 @@
 
 <file path=customXML/item1.xml><?xml version="1.0" encoding="utf-8"?>
 <go:gDocsCustomXmlDataStorage xmlns:go="http://customooxmlschemas.google.com/" xmlns:r="http://schemas.openxmlformats.org/officeDocument/2006/relationships" uri="GoogleDocsCustomDataVersion2">
-  <go:docsCustomData xmlns:go="http://customooxmlschemas.google.com/" roundtripDataSignature="AMtx7mjdDEjhggpo9F/qTTTpdaf2UDimcQ==">CgMxLjAyDmgucGQzNHBwYXNkbjBoMg5oLjhhYmVzeTg5OGZsdzIOaC5td3IwYmlubHUyZ2cyDmgud25heHFydDFhaHlvMg5oLjRyOW95bmh6YmZ4OTINaC5mdzZ6YnNibHQ0dTIOaC4xcGc2aGY0MnBzbzE4AHIhMUVqVTBObDA2Z2JkUEs5OWZZRFNpV1VodFROdjFOSzJy</go:docsCustomData>
+  <go:docsCustomData xmlns:go="http://customooxmlschemas.google.com/" roundtripDataSignature="AMtx7mgSE4NJVSqaeAyaDePiQCoqhqKsRA==">CgMxLjAyDmgucGQzNHBwYXNkbjBoMg5oLjhhYmVzeTg5OGZsdzIOaC5td3IwYmlubHUyZ2cyDmgud25heHFydDFhaHlvMg5oLjRyOW95bmh6YmZ4OTINaC5mdzZ6YnNibHQ0dTIOaC4xcGc2aGY0MnBzbzE4AHIhMUlhSmdmZElaLUIzaFQzbXJ5c3g0RGRndVhSRm1NemxW</go:docsCustomData>
 </go:gDocsCustomXmlDataStorage>
 </file>
 
